--- a/backend/templates/template_zh.docx
+++ b/backend/templates/template_zh.docx
@@ -4185,49 +4185,43 @@
           <w:rFonts w:ascii="微軟正黑體" w:eastAsia="微軟正黑體" w:hAnsi="微軟正黑體" w:cs="Calibri" w:hint="eastAsia"/>
           <w:lang w:val="en-GB"/>
         </w:rPr>
-        <w:t>有關</w:t>
-      </w:r>
-      <w:r>
-        <w:rPr>
-          <w:rFonts w:ascii="微軟正黑體" w:eastAsia="微軟正黑體" w:hAnsi="微軟正黑體" w:cs="Calibri" w:hint="eastAsia"/>
-          <w:lang w:val="en-GB"/>
-        </w:rPr>
-        <w:t>考評</w:t>
-      </w:r>
-      <w:r>
-        <w:rPr>
-          <w:rFonts w:ascii="微軟正黑體" w:eastAsia="微軟正黑體" w:hAnsi="微軟正黑體" w:cs="Calibri" w:hint="eastAsia"/>
-          <w:lang w:val="en-GB"/>
-        </w:rPr>
-        <w:t>標準</w:t>
-      </w:r>
-      <w:r>
-        <w:rPr>
-          <w:rFonts w:ascii="微軟正黑體" w:eastAsia="微軟正黑體" w:hAnsi="微軟正黑體" w:cs="Calibri" w:hint="eastAsia"/>
-          <w:lang w:val="en-GB"/>
-        </w:rPr>
-        <w:t>按大學的</w:t>
-      </w:r>
-      <w:r>
-        <w:rPr>
-          <w:rFonts w:ascii="微軟正黑體" w:eastAsia="微軟正黑體" w:hAnsi="微軟正黑體" w:cs="Calibri" w:hint="eastAsia"/>
-          <w:lang w:val="en-GB"/>
-        </w:rPr>
-        <w:t>學生考評與評分準則</w:t>
-      </w:r>
-      <w:r>
-        <w:rPr>
-          <w:rFonts w:ascii="微軟正黑體" w:eastAsia="微軟正黑體" w:hAnsi="微軟正黑體" w:cs="Calibri" w:hint="eastAsia"/>
-          <w:lang w:val="en-GB"/>
-        </w:rPr>
-        <w:t>指引</w:t>
-      </w:r>
-      <w:r>
-        <w:rPr>
-          <w:rFonts w:ascii="微軟正黑體" w:eastAsia="微軟正黑體" w:hAnsi="微軟正黑體" w:cs="Calibri" w:hint="eastAsia"/>
-          <w:lang w:val="en-GB"/>
-        </w:rPr>
-        <w:t>進行</w:t>
+        <w:t>有關考評標準按大學的學生考評與評分準則指引進行。學生成績合格表示其達到本學科單元/科目的預期學習成效，因而取得相應學分。</w:t>
+      </w:r>
+      <w:r>
+        <w:rPr>
+          <w:rFonts w:ascii="微軟正黑體" w:eastAsia="微軟正黑體" w:hAnsi="微軟正黑體" w:cs="Calibri" w:hint="eastAsia"/>
+          <w:lang w:val="en-GB"/>
+        </w:rPr>
+      </w:r>
+      <w:r>
+        <w:rPr>
+          <w:rFonts w:ascii="微軟正黑體" w:eastAsia="微軟正黑體" w:hAnsi="微軟正黑體" w:cs="Calibri" w:hint="eastAsia"/>
+          <w:lang w:val="en-GB"/>
+        </w:rPr>
+      </w:r>
+      <w:r>
+        <w:rPr>
+          <w:rFonts w:ascii="微軟正黑體" w:eastAsia="微軟正黑體" w:hAnsi="微軟正黑體" w:cs="Calibri" w:hint="eastAsia"/>
+          <w:lang w:val="en-GB"/>
+        </w:rPr>
+      </w:r>
+      <w:r>
+        <w:rPr>
+          <w:rFonts w:ascii="微軟正黑體" w:eastAsia="微軟正黑體" w:hAnsi="微軟正黑體" w:cs="Calibri" w:hint="eastAsia"/>
+          <w:lang w:val="en-GB"/>
+        </w:rPr>
+      </w:r>
+      <w:r>
+        <w:rPr>
+          <w:rFonts w:ascii="微軟正黑體" w:eastAsia="微軟正黑體" w:hAnsi="微軟正黑體" w:cs="Calibri" w:hint="eastAsia"/>
+          <w:lang w:val="en-GB"/>
+        </w:rPr>
+      </w:r>
+      <w:r>
+        <w:rPr>
+          <w:rFonts w:ascii="微軟正黑體" w:eastAsia="微軟正黑體" w:hAnsi="微軟正黑體" w:cs="Calibri" w:hint="eastAsia"/>
+          <w:lang w:val="en-GB"/>
+        </w:rPr>
       </w:r>
       <w:proofErr w:type="gramStart"/>
       <w:r>
@@ -4235,7 +4229,6 @@
           <w:rFonts w:ascii="微軟正黑體" w:eastAsia="微軟正黑體" w:hAnsi="微軟正黑體" w:cs="Calibri" w:hint="eastAsia"/>
           <w:lang w:val="en-GB"/>
         </w:rPr>
-        <w:t>（</w:t>
       </w:r>
       <w:proofErr w:type="gramEnd"/>
       <w:r>
@@ -4243,111 +4236,86 @@
           <w:rFonts w:ascii="微軟正黑體" w:eastAsia="微軟正黑體" w:hAnsi="微軟正黑體" w:cs="Calibri" w:hint="eastAsia"/>
           <w:lang w:val="en-GB"/>
         </w:rPr>
-        <w:t>詳見</w:t>
       </w:r>
       <w:r>
         <w:rPr>
           <w:rFonts w:ascii="微軟正黑體" w:eastAsia="微軟正黑體" w:hAnsi="微軟正黑體" w:cs="Calibri"/>
           <w:lang w:val="en-GB"/>
         </w:rPr>
-        <w:t xml:space="preserve"> </w:t>
-      </w:r>
-      <w:hyperlink r:id="rId8" w:history="1">
-        <w:r>
-          <w:rPr>
-            <w:rStyle w:val="a3"/>
-            <w:rFonts w:ascii="微軟正黑體" w:eastAsia="微軟正黑體" w:hAnsi="微軟正黑體" w:cs="Calibri"/>
-            <w:lang w:val="en-GB"/>
-          </w:rPr>
-          <w:t>www.mpu.edu.mo/teaching_learning/zh/assessment_strategy.php</w:t>
-        </w:r>
-      </w:hyperlink>
+      </w:r>
       <w:r>
         <w:rPr>
           <w:rFonts w:ascii="微軟正黑體" w:eastAsia="微軟正黑體" w:hAnsi="微軟正黑體" w:cs="Calibri"/>
           <w:lang w:val="en-GB"/>
         </w:rPr>
-        <w:t>)</w:t>
-      </w:r>
-      <w:r>
-        <w:rPr>
-          <w:rFonts w:ascii="微軟正黑體" w:eastAsia="微軟正黑體" w:hAnsi="微軟正黑體" w:cs="Calibri" w:hint="eastAsia"/>
-          <w:lang w:val="en-GB"/>
-        </w:rPr>
-        <w:t>。</w:t>
-      </w:r>
-      <w:r>
-        <w:rPr>
-          <w:rFonts w:ascii="微軟正黑體" w:eastAsia="微軟正黑體" w:hAnsi="微軟正黑體" w:cs="Calibri" w:hint="eastAsia"/>
-          <w:lang w:val="en-GB"/>
-        </w:rPr>
-        <w:t>學生</w:t>
-      </w:r>
-      <w:r>
-        <w:rPr>
-          <w:rFonts w:ascii="微軟正黑體" w:eastAsia="微軟正黑體" w:hAnsi="微軟正黑體" w:cs="Calibri" w:hint="eastAsia"/>
-          <w:lang w:val="en-GB"/>
-        </w:rPr>
-        <w:t>成績</w:t>
-      </w:r>
-      <w:r>
-        <w:rPr>
-          <w:rFonts w:ascii="微軟正黑體" w:eastAsia="微軟正黑體" w:hAnsi="微軟正黑體" w:cs="Calibri" w:hint="eastAsia"/>
-        </w:rPr>
-        <w:t>合格</w:t>
-      </w:r>
-      <w:r>
-        <w:rPr>
-          <w:rFonts w:ascii="微軟正黑體" w:eastAsia="微軟正黑體" w:hAnsi="微軟正黑體" w:cs="Calibri" w:hint="eastAsia"/>
-          <w:lang w:val="en-GB"/>
-        </w:rPr>
-        <w:t>表示</w:t>
-      </w:r>
-      <w:r>
-        <w:rPr>
-          <w:rFonts w:ascii="微軟正黑體" w:eastAsia="微軟正黑體" w:hAnsi="微軟正黑體" w:cs="Calibri" w:hint="eastAsia"/>
-          <w:lang w:val="en-GB"/>
-        </w:rPr>
-        <w:t>其</w:t>
-      </w:r>
-      <w:r>
-        <w:rPr>
-          <w:rFonts w:ascii="微軟正黑體" w:eastAsia="微軟正黑體" w:hAnsi="微軟正黑體" w:cs="Calibri" w:hint="eastAsia"/>
-        </w:rPr>
-        <w:t>達到</w:t>
-      </w:r>
-      <w:r>
-        <w:rPr>
-          <w:rFonts w:ascii="微軟正黑體" w:eastAsia="微軟正黑體" w:hAnsi="微軟正黑體" w:cs="Calibri" w:hint="eastAsia"/>
-          <w:lang w:val="en-GB"/>
-        </w:rPr>
-        <w:t>本學科單元/科目</w:t>
-      </w:r>
-      <w:r>
-        <w:rPr>
-          <w:rFonts w:ascii="微軟正黑體" w:eastAsia="微軟正黑體" w:hAnsi="微軟正黑體" w:cs="Calibri" w:hint="eastAsia"/>
-          <w:lang w:val="en-GB"/>
-        </w:rPr>
-        <w:t>的</w:t>
-      </w:r>
-      <w:r>
-        <w:rPr>
-          <w:rFonts w:ascii="微軟正黑體" w:eastAsia="微軟正黑體" w:hAnsi="微軟正黑體" w:cs="Calibri" w:hint="eastAsia"/>
-          <w:lang w:val="en-GB"/>
-        </w:rPr>
-        <w:t>預期</w:t>
-      </w:r>
-      <w:r>
-        <w:rPr>
-          <w:rFonts w:ascii="微軟正黑體" w:eastAsia="微軟正黑體" w:hAnsi="微軟正黑體" w:cs="Calibri" w:hint="eastAsia"/>
-        </w:rPr>
-        <w:t>學習成效，因而取得相</w:t>
-      </w:r>
-      <w:r>
-        <w:rPr>
-          <w:rFonts w:ascii="微軟正黑體" w:eastAsia="微軟正黑體" w:hAnsi="微軟正黑體" w:cs="Calibri" w:hint="eastAsia"/>
-        </w:rPr>
-        <w:t>應學分。</w:t>
+      </w:r>
+      <w:r>
+        <w:rPr>
+          <w:rFonts w:ascii="微軟正黑體" w:eastAsia="微軟正黑體" w:hAnsi="微軟正黑體" w:cs="Calibri" w:hint="eastAsia"/>
+          <w:lang w:val="en-GB"/>
+        </w:rPr>
+      </w:r>
+      <w:r>
+        <w:rPr>
+          <w:rFonts w:ascii="微軟正黑體" w:eastAsia="微軟正黑體" w:hAnsi="微軟正黑體" w:cs="Calibri" w:hint="eastAsia"/>
+          <w:lang w:val="en-GB"/>
+        </w:rPr>
+      </w:r>
+      <w:r>
+        <w:rPr>
+          <w:rFonts w:ascii="微軟正黑體" w:eastAsia="微軟正黑體" w:hAnsi="微軟正黑體" w:cs="Calibri" w:hint="eastAsia"/>
+          <w:lang w:val="en-GB"/>
+        </w:rPr>
+      </w:r>
+      <w:r>
+        <w:rPr>
+          <w:rFonts w:ascii="微軟正黑體" w:eastAsia="微軟正黑體" w:hAnsi="微軟正黑體" w:cs="Calibri" w:hint="eastAsia"/>
+        </w:rPr>
+      </w:r>
+      <w:r>
+        <w:rPr>
+          <w:rFonts w:ascii="微軟正黑體" w:eastAsia="微軟正黑體" w:hAnsi="微軟正黑體" w:cs="Calibri" w:hint="eastAsia"/>
+          <w:lang w:val="en-GB"/>
+        </w:rPr>
+      </w:r>
+      <w:r>
+        <w:rPr>
+          <w:rFonts w:ascii="微軟正黑體" w:eastAsia="微軟正黑體" w:hAnsi="微軟正黑體" w:cs="Calibri" w:hint="eastAsia"/>
+          <w:lang w:val="en-GB"/>
+        </w:rPr>
+      </w:r>
+      <w:r>
+        <w:rPr>
+          <w:rFonts w:ascii="微軟正黑體" w:eastAsia="微軟正黑體" w:hAnsi="微軟正黑體" w:cs="Calibri" w:hint="eastAsia"/>
+        </w:rPr>
+      </w:r>
+      <w:r>
+        <w:rPr>
+          <w:rFonts w:ascii="微軟正黑體" w:eastAsia="微軟正黑體" w:hAnsi="微軟正黑體" w:cs="Calibri" w:hint="eastAsia"/>
+          <w:lang w:val="en-GB"/>
+        </w:rPr>
+      </w:r>
+      <w:r>
+        <w:rPr>
+          <w:rFonts w:ascii="微軟正黑體" w:eastAsia="微軟正黑體" w:hAnsi="微軟正黑體" w:cs="Calibri" w:hint="eastAsia"/>
+          <w:lang w:val="en-GB"/>
+        </w:rPr>
+      </w:r>
+      <w:r>
+        <w:rPr>
+          <w:rFonts w:ascii="微軟正黑體" w:eastAsia="微軟正黑體" w:hAnsi="微軟正黑體" w:cs="Calibri" w:hint="eastAsia"/>
+          <w:lang w:val="en-GB"/>
+        </w:rPr>
+      </w:r>
+      <w:r>
+        <w:rPr>
+          <w:rFonts w:ascii="微軟正黑體" w:eastAsia="微軟正黑體" w:hAnsi="微軟正黑體" w:cs="Calibri" w:hint="eastAsia"/>
+        </w:rPr>
+      </w:r>
+      <w:r>
+        <w:rPr>
+          <w:rFonts w:ascii="微軟正黑體" w:eastAsia="微軟正黑體" w:hAnsi="微軟正黑體" w:cs="Calibri" w:hint="eastAsia"/>
+        </w:rPr>
       </w:r>
     </w:p>
     <w:p>
@@ -4394,35 +4362,31 @@
           <w:rFonts w:ascii="微軟正黑體" w:eastAsia="微軟正黑體" w:hAnsi="微軟正黑體" w:cs="Calibri" w:hint="eastAsia"/>
           <w:lang w:val="en-GB"/>
         </w:rPr>
-        <w:t>[</w:t>
-      </w:r>
-      <w:r>
-        <w:rPr>
-          <w:rFonts w:ascii="微軟正黑體" w:eastAsia="微軟正黑體" w:hAnsi="微軟正黑體" w:cs="Calibri" w:hint="eastAsia"/>
-          <w:lang w:val="en-GB"/>
-        </w:rPr>
-        <w:t>插入</w:t>
-      </w:r>
-      <w:r>
-        <w:rPr>
-          <w:rFonts w:ascii="微軟正黑體" w:eastAsia="微軟正黑體" w:hAnsi="微軟正黑體" w:cs="Calibri" w:hint="eastAsia"/>
-          <w:lang w:val="en-GB"/>
-        </w:rPr>
-        <w:t>評分</w:t>
-      </w:r>
-      <w:r>
-        <w:rPr>
-          <w:rFonts w:ascii="微軟正黑體" w:eastAsia="微軟正黑體" w:hAnsi="微軟正黑體" w:cs="Calibri" w:hint="eastAsia"/>
-          <w:lang w:val="en-GB"/>
-        </w:rPr>
-        <w:t>準則</w:t>
+        <w:t>{{ marking_scheme_text }}</w:t>
+      </w:r>
+      <w:r>
+        <w:rPr>
+          <w:rFonts w:ascii="微軟正黑體" w:eastAsia="微軟正黑體" w:hAnsi="微軟正黑體" w:cs="Calibri" w:hint="eastAsia"/>
+          <w:lang w:val="en-GB"/>
+        </w:rPr>
+      </w:r>
+      <w:r>
+        <w:rPr>
+          <w:rFonts w:ascii="微軟正黑體" w:eastAsia="微軟正黑體" w:hAnsi="微軟正黑體" w:cs="Calibri" w:hint="eastAsia"/>
+          <w:lang w:val="en-GB"/>
+        </w:rPr>
+      </w:r>
+      <w:r>
+        <w:rPr>
+          <w:rFonts w:ascii="微軟正黑體" w:eastAsia="微軟正黑體" w:hAnsi="微軟正黑體" w:cs="Calibri" w:hint="eastAsia"/>
+          <w:lang w:val="en-GB"/>
+        </w:rPr>
       </w:r>
       <w:r>
         <w:rPr>
           <w:rFonts w:ascii="微軟正黑體" w:eastAsia="微軟正黑體" w:hAnsi="微軟正黑體" w:cs="Calibri"/>
           <w:lang w:val="en-GB"/>
         </w:rPr>
-        <w:t>]</w:t>
       </w:r>
     </w:p>
     <w:p>
@@ -4856,215 +4820,173 @@
         <w:rPr>
           <w:rFonts w:ascii="微軟正黑體" w:eastAsia="微軟正黑體" w:hAnsi="微軟正黑體" w:cs="Calibri" w:hint="eastAsia"/>
         </w:rPr>
-        <w:t>澳門理工大學</w:t>
-      </w:r>
-      <w:r>
-        <w:rPr>
-          <w:rFonts w:ascii="微軟正黑體" w:eastAsia="微軟正黑體" w:hAnsi="微軟正黑體" w:cs="Calibri" w:hint="eastAsia"/>
-        </w:rPr>
-        <w:t>要求學生從事研究及學術活動時必須恪守</w:t>
+        <w:t>澳門理工大學要求每位學生在研究和學術活動中要完全保持學術誠信。違反學術誠信的行為，包括但不限於剽竊、互相抄襲、捏造事實或偽造結論、重複利用一項研究成果及考試作弊，均構成嚴重的學術違規行為，可能會導致紀律處分。學生應閱讀載於學生手冊的有關規章制度和準則，有關學生手冊已於入學時派發。</w:t>
+      </w:r>
+      <w:r>
+        <w:rPr>
+          <w:rFonts w:ascii="微軟正黑體" w:eastAsia="微軟正黑體" w:hAnsi="微軟正黑體" w:cs="Calibri" w:hint="eastAsia"/>
+        </w:rPr>
       </w:r>
       <w:bookmarkStart w:id="0" w:name="_Hlk109130173"/>
       <w:r>
         <w:rPr>
           <w:rFonts w:ascii="微軟正黑體" w:eastAsia="微軟正黑體" w:hAnsi="微軟正黑體" w:cs="Calibri" w:hint="eastAsia"/>
         </w:rPr>
-        <w:t>學術誠信</w:t>
       </w:r>
       <w:bookmarkEnd w:id="0"/>
       <w:r>
         <w:rPr>
           <w:rFonts w:ascii="微軟正黑體" w:eastAsia="微軟正黑體" w:hAnsi="微軟正黑體" w:cs="Calibri" w:hint="eastAsia"/>
         </w:rPr>
-        <w:t>。</w:t>
-      </w:r>
-      <w:r>
-        <w:rPr>
-          <w:rFonts w:ascii="微軟正黑體" w:eastAsia="微軟正黑體" w:hAnsi="微軟正黑體" w:cs="Calibri" w:hint="eastAsia"/>
-        </w:rPr>
-        <w:t>違反</w:t>
-      </w:r>
-      <w:r>
-        <w:rPr>
-          <w:rFonts w:ascii="微軟正黑體" w:eastAsia="微軟正黑體" w:hAnsi="微軟正黑體" w:cs="Calibri" w:hint="eastAsia"/>
-        </w:rPr>
-        <w:t>學術誠信的</w:t>
-      </w:r>
-      <w:r>
-        <w:rPr>
-          <w:rFonts w:ascii="微軟正黑體" w:eastAsia="微軟正黑體" w:hAnsi="微軟正黑體" w:cs="Calibri" w:hint="eastAsia"/>
-        </w:rPr>
-        <w:t>形式</w:t>
-      </w:r>
-      <w:r>
-        <w:rPr>
-          <w:rFonts w:ascii="微軟正黑體" w:eastAsia="微軟正黑體" w:hAnsi="微軟正黑體" w:cs="Calibri" w:hint="eastAsia"/>
-        </w:rPr>
-        <w:t>包括但不限於抄襲、</w:t>
-      </w:r>
-      <w:r>
-        <w:rPr>
-          <w:rFonts w:ascii="微軟正黑體" w:eastAsia="微軟正黑體" w:hAnsi="微軟正黑體" w:cs="Calibri" w:hint="eastAsia"/>
-        </w:rPr>
-        <w:t>串通舞弊</w:t>
-      </w:r>
-      <w:r>
-        <w:rPr>
-          <w:rFonts w:ascii="微軟正黑體" w:eastAsia="微軟正黑體" w:hAnsi="微軟正黑體" w:cs="Calibri" w:hint="eastAsia"/>
-        </w:rPr>
-        <w:t>、</w:t>
-      </w:r>
-      <w:r>
-        <w:rPr>
-          <w:rFonts w:ascii="微軟正黑體" w:eastAsia="微軟正黑體" w:hAnsi="微軟正黑體" w:cs="Calibri" w:hint="eastAsia"/>
-        </w:rPr>
-        <w:t>捏造或篡改</w:t>
-      </w:r>
-      <w:r>
-        <w:rPr>
-          <w:rFonts w:ascii="微軟正黑體" w:eastAsia="微軟正黑體" w:hAnsi="微軟正黑體" w:cs="Calibri" w:hint="eastAsia"/>
-        </w:rPr>
-        <w:t>、</w:t>
-      </w:r>
-      <w:r>
-        <w:rPr>
-          <w:rFonts w:ascii="微軟正黑體" w:eastAsia="微軟正黑體" w:hAnsi="微軟正黑體" w:cs="Calibri" w:hint="eastAsia"/>
-        </w:rPr>
-        <w:t>作業重覆使用</w:t>
-      </w:r>
-      <w:r>
-        <w:rPr>
-          <w:rFonts w:ascii="微軟正黑體" w:eastAsia="微軟正黑體" w:hAnsi="微軟正黑體" w:cs="Calibri" w:hint="eastAsia"/>
-        </w:rPr>
-        <w:t>及</w:t>
-      </w:r>
-      <w:r>
-        <w:rPr>
-          <w:rFonts w:ascii="微軟正黑體" w:eastAsia="微軟正黑體" w:hAnsi="微軟正黑體" w:cs="Calibri" w:hint="eastAsia"/>
-        </w:rPr>
-        <w:t>考試作弊</w:t>
-      </w:r>
-      <w:r>
-        <w:rPr>
-          <w:rFonts w:ascii="微軟正黑體" w:eastAsia="微軟正黑體" w:hAnsi="微軟正黑體" w:cs="Calibri" w:hint="eastAsia"/>
-        </w:rPr>
-        <w:t>，</w:t>
+      </w:r>
+      <w:r>
+        <w:rPr>
+          <w:rFonts w:ascii="微軟正黑體" w:eastAsia="微軟正黑體" w:hAnsi="微軟正黑體" w:cs="Calibri" w:hint="eastAsia"/>
+        </w:rPr>
+      </w:r>
+      <w:r>
+        <w:rPr>
+          <w:rFonts w:ascii="微軟正黑體" w:eastAsia="微軟正黑體" w:hAnsi="微軟正黑體" w:cs="Calibri" w:hint="eastAsia"/>
+        </w:rPr>
+      </w:r>
+      <w:r>
+        <w:rPr>
+          <w:rFonts w:ascii="微軟正黑體" w:eastAsia="微軟正黑體" w:hAnsi="微軟正黑體" w:cs="Calibri" w:hint="eastAsia"/>
+        </w:rPr>
+      </w:r>
+      <w:r>
+        <w:rPr>
+          <w:rFonts w:ascii="微軟正黑體" w:eastAsia="微軟正黑體" w:hAnsi="微軟正黑體" w:cs="Calibri" w:hint="eastAsia"/>
+        </w:rPr>
+      </w:r>
+      <w:r>
+        <w:rPr>
+          <w:rFonts w:ascii="微軟正黑體" w:eastAsia="微軟正黑體" w:hAnsi="微軟正黑體" w:cs="Calibri" w:hint="eastAsia"/>
+        </w:rPr>
+      </w:r>
+      <w:r>
+        <w:rPr>
+          <w:rFonts w:ascii="微軟正黑體" w:eastAsia="微軟正黑體" w:hAnsi="微軟正黑體" w:cs="Calibri" w:hint="eastAsia"/>
+        </w:rPr>
+      </w:r>
+      <w:r>
+        <w:rPr>
+          <w:rFonts w:ascii="微軟正黑體" w:eastAsia="微軟正黑體" w:hAnsi="微軟正黑體" w:cs="Calibri" w:hint="eastAsia"/>
+        </w:rPr>
+      </w:r>
+      <w:r>
+        <w:rPr>
+          <w:rFonts w:ascii="微軟正黑體" w:eastAsia="微軟正黑體" w:hAnsi="微軟正黑體" w:cs="Calibri" w:hint="eastAsia"/>
+        </w:rPr>
+      </w:r>
+      <w:r>
+        <w:rPr>
+          <w:rFonts w:ascii="微軟正黑體" w:eastAsia="微軟正黑體" w:hAnsi="微軟正黑體" w:cs="Calibri" w:hint="eastAsia"/>
+        </w:rPr>
+      </w:r>
+      <w:r>
+        <w:rPr>
+          <w:rFonts w:ascii="微軟正黑體" w:eastAsia="微軟正黑體" w:hAnsi="微軟正黑體" w:cs="Calibri" w:hint="eastAsia"/>
+        </w:rPr>
+      </w:r>
+      <w:r>
+        <w:rPr>
+          <w:rFonts w:ascii="微軟正黑體" w:eastAsia="微軟正黑體" w:hAnsi="微軟正黑體" w:cs="Calibri" w:hint="eastAsia"/>
+        </w:rPr>
+      </w:r>
+      <w:r>
+        <w:rPr>
+          <w:rFonts w:ascii="微軟正黑體" w:eastAsia="微軟正黑體" w:hAnsi="微軟正黑體" w:cs="Calibri" w:hint="eastAsia"/>
+        </w:rPr>
       </w:r>
       <w:proofErr w:type="gramStart"/>
       <w:r>
         <w:rPr>
           <w:rFonts w:ascii="微軟正黑體" w:eastAsia="微軟正黑體" w:hAnsi="微軟正黑體" w:cs="Calibri" w:hint="eastAsia"/>
         </w:rPr>
-        <w:t>均被視</w:t>
       </w:r>
       <w:proofErr w:type="gramEnd"/>
       <w:r>
         <w:rPr>
           <w:rFonts w:ascii="微軟正黑體" w:eastAsia="微軟正黑體" w:hAnsi="微軟正黑體" w:cs="Calibri" w:hint="eastAsia"/>
         </w:rPr>
-        <w:t>作</w:t>
-      </w:r>
-      <w:r>
-        <w:rPr>
-          <w:rFonts w:ascii="微軟正黑體" w:eastAsia="微軟正黑體" w:hAnsi="微軟正黑體" w:cs="Calibri" w:hint="eastAsia"/>
-        </w:rPr>
-        <w:t>嚴重的學術違規行為，</w:t>
-      </w:r>
-      <w:r>
-        <w:rPr>
-          <w:rFonts w:ascii="微軟正黑體" w:eastAsia="微軟正黑體" w:hAnsi="微軟正黑體" w:cs="Calibri" w:hint="eastAsia"/>
-        </w:rPr>
-        <w:t>或會引</w:t>
-      </w:r>
-      <w:r>
-        <w:rPr>
-          <w:rFonts w:ascii="微軟正黑體" w:eastAsia="微軟正黑體" w:hAnsi="微軟正黑體" w:cs="Calibri" w:hint="eastAsia"/>
-        </w:rPr>
-        <w:t>致紀律處分。學生應</w:t>
-      </w:r>
-      <w:r>
-        <w:rPr>
-          <w:rFonts w:ascii="微軟正黑體" w:eastAsia="微軟正黑體" w:hAnsi="微軟正黑體" w:cs="Calibri" w:hint="eastAsia"/>
-        </w:rPr>
-        <w:t>閱讀</w:t>
-      </w:r>
-      <w:r>
-        <w:rPr>
-          <w:rFonts w:ascii="微軟正黑體" w:eastAsia="微軟正黑體" w:hAnsi="微軟正黑體" w:cs="Calibri" w:hint="eastAsia"/>
-        </w:rPr>
-        <w:t>學生手冊</w:t>
-      </w:r>
-      <w:r>
-        <w:rPr>
-          <w:rFonts w:ascii="微軟正黑體" w:eastAsia="微軟正黑體" w:hAnsi="微軟正黑體" w:cs="Calibri" w:hint="eastAsia"/>
-        </w:rPr>
-        <w:t>所載之</w:t>
-      </w:r>
-      <w:r>
-        <w:rPr>
-          <w:rFonts w:ascii="微軟正黑體" w:eastAsia="微軟正黑體" w:hAnsi="微軟正黑體" w:cs="Calibri" w:hint="eastAsia"/>
-        </w:rPr>
-        <w:t>相關規</w:t>
-      </w:r>
-      <w:r>
-        <w:rPr>
-          <w:rFonts w:ascii="微軟正黑體" w:eastAsia="微軟正黑體" w:hAnsi="微軟正黑體" w:cs="Calibri" w:hint="eastAsia"/>
-        </w:rPr>
-        <w:t>章及指引，有關學生</w:t>
-      </w:r>
-      <w:r>
-        <w:rPr>
-          <w:rFonts w:ascii="微軟正黑體" w:eastAsia="微軟正黑體" w:hAnsi="微軟正黑體" w:cs="Calibri" w:hint="eastAsia"/>
-        </w:rPr>
-        <w:t>手冊</w:t>
-      </w:r>
-      <w:r>
-        <w:rPr>
-          <w:rFonts w:ascii="微軟正黑體" w:eastAsia="微軟正黑體" w:hAnsi="微軟正黑體" w:cs="Calibri" w:hint="eastAsia"/>
-        </w:rPr>
-        <w:t>已於</w:t>
-      </w:r>
-      <w:r>
-        <w:rPr>
-          <w:rFonts w:ascii="微軟正黑體" w:eastAsia="微軟正黑體" w:hAnsi="微軟正黑體" w:cs="Calibri" w:hint="eastAsia"/>
-        </w:rPr>
-        <w:t>入學時</w:t>
-      </w:r>
-      <w:r>
-        <w:rPr>
-          <w:rFonts w:ascii="微軟正黑體" w:eastAsia="微軟正黑體" w:hAnsi="微軟正黑體" w:cs="Calibri" w:hint="eastAsia"/>
-        </w:rPr>
-        <w:t>派</w:t>
-      </w:r>
-      <w:r>
-        <w:rPr>
-          <w:rFonts w:ascii="微軟正黑體" w:eastAsia="微軟正黑體" w:hAnsi="微軟正黑體" w:cs="Calibri" w:hint="eastAsia"/>
-        </w:rPr>
-        <w:t>發，</w:t>
+      </w:r>
+      <w:r>
+        <w:rPr>
+          <w:rFonts w:ascii="微軟正黑體" w:eastAsia="微軟正黑體" w:hAnsi="微軟正黑體" w:cs="Calibri" w:hint="eastAsia"/>
+        </w:rPr>
+      </w:r>
+      <w:r>
+        <w:rPr>
+          <w:rFonts w:ascii="微軟正黑體" w:eastAsia="微軟正黑體" w:hAnsi="微軟正黑體" w:cs="Calibri" w:hint="eastAsia"/>
+        </w:rPr>
+      </w:r>
+      <w:r>
+        <w:rPr>
+          <w:rFonts w:ascii="微軟正黑體" w:eastAsia="微軟正黑體" w:hAnsi="微軟正黑體" w:cs="Calibri" w:hint="eastAsia"/>
+        </w:rPr>
+      </w:r>
+      <w:r>
+        <w:rPr>
+          <w:rFonts w:ascii="微軟正黑體" w:eastAsia="微軟正黑體" w:hAnsi="微軟正黑體" w:cs="Calibri" w:hint="eastAsia"/>
+        </w:rPr>
+      </w:r>
+      <w:r>
+        <w:rPr>
+          <w:rFonts w:ascii="微軟正黑體" w:eastAsia="微軟正黑體" w:hAnsi="微軟正黑體" w:cs="Calibri" w:hint="eastAsia"/>
+        </w:rPr>
+      </w:r>
+      <w:r>
+        <w:rPr>
+          <w:rFonts w:ascii="微軟正黑體" w:eastAsia="微軟正黑體" w:hAnsi="微軟正黑體" w:cs="Calibri" w:hint="eastAsia"/>
+        </w:rPr>
+      </w:r>
+      <w:r>
+        <w:rPr>
+          <w:rFonts w:ascii="微軟正黑體" w:eastAsia="微軟正黑體" w:hAnsi="微軟正黑體" w:cs="Calibri" w:hint="eastAsia"/>
+        </w:rPr>
+      </w:r>
+      <w:r>
+        <w:rPr>
+          <w:rFonts w:ascii="微軟正黑體" w:eastAsia="微軟正黑體" w:hAnsi="微軟正黑體" w:cs="Calibri" w:hint="eastAsia"/>
+        </w:rPr>
+      </w:r>
+      <w:r>
+        <w:rPr>
+          <w:rFonts w:ascii="微軟正黑體" w:eastAsia="微軟正黑體" w:hAnsi="微軟正黑體" w:cs="Calibri" w:hint="eastAsia"/>
+        </w:rPr>
+      </w:r>
+      <w:r>
+        <w:rPr>
+          <w:rFonts w:ascii="微軟正黑體" w:eastAsia="微軟正黑體" w:hAnsi="微軟正黑體" w:cs="Calibri" w:hint="eastAsia"/>
+        </w:rPr>
+      </w:r>
+      <w:r>
+        <w:rPr>
+          <w:rFonts w:ascii="微軟正黑體" w:eastAsia="微軟正黑體" w:hAnsi="微軟正黑體" w:cs="Calibri" w:hint="eastAsia"/>
+        </w:rPr>
+      </w:r>
+      <w:r>
+        <w:rPr>
+          <w:rFonts w:ascii="微軟正黑體" w:eastAsia="微軟正黑體" w:hAnsi="微軟正黑體" w:cs="Calibri" w:hint="eastAsia"/>
+        </w:rPr>
+      </w:r>
+      <w:r>
+        <w:rPr>
+          <w:rFonts w:ascii="微軟正黑體" w:eastAsia="微軟正黑體" w:hAnsi="微軟正黑體" w:cs="Calibri" w:hint="eastAsia"/>
+        </w:rPr>
       </w:r>
       <w:proofErr w:type="gramStart"/>
       <w:r>
         <w:rPr>
           <w:rFonts w:ascii="微軟正黑體" w:eastAsia="微軟正黑體" w:hAnsi="微軟正黑體" w:cs="Calibri" w:hint="eastAsia"/>
         </w:rPr>
-        <w:t>電子檔載於</w:t>
       </w:r>
       <w:proofErr w:type="gramEnd"/>
-      <w:hyperlink r:id="rId9" w:history="1">
-        <w:r>
-          <w:rPr>
-            <w:rStyle w:val="a3"/>
-            <w:rFonts w:ascii="微軟正黑體" w:eastAsia="微軟正黑體" w:hAnsi="微軟正黑體" w:cs="Calibri"/>
-            <w:lang w:val="en-GB"/>
-          </w:rPr>
-          <w:t>www.mpu.edu.mo/student_handbook/</w:t>
-        </w:r>
-      </w:hyperlink>
-      <w:r>
-        <w:rPr>
-          <w:rFonts w:ascii="微軟正黑體" w:eastAsia="微軟正黑體" w:hAnsi="微軟正黑體" w:cs="Calibri" w:hint="eastAsia"/>
-        </w:rPr>
-        <w:t>。</w:t>
+      <w:r>
+        <w:rPr>
+          <w:rFonts w:ascii="微軟正黑體" w:eastAsia="微軟正黑體" w:hAnsi="微軟正黑體" w:cs="Calibri" w:hint="eastAsia"/>
+        </w:rPr>
       </w:r>
     </w:p>
     <w:sectPr>

--- a/backend/templates/template_zh.docx
+++ b/backend/templates/template_zh.docx
@@ -4351,7 +4351,7 @@
     <w:p>
       <w:pPr>
         <w:spacing w:beforeLines="100" w:before="240" w:after="240"/>
-        <w:jc w:val="both"/>
+        <w:jc w:val="left"/>
         <w:rPr>
           <w:rFonts w:ascii="微軟正黑體" w:eastAsia="微軟正黑體" w:hAnsi="微軟正黑體" w:cs="Calibri"/>
           <w:lang w:val="en-GB"/>

--- a/backend/templates/template_zh.docx
+++ b/backend/templates/template_zh.docx
@@ -736,28 +736,24 @@
           <w:rFonts w:ascii="微軟正黑體" w:eastAsia="微軟正黑體" w:hAnsi="微軟正黑體" w:cs="Calibri"/>
           <w:lang w:val="en-GB"/>
         </w:rPr>
-        <w:t>[</w:t>
-      </w:r>
-      <w:r>
-        <w:rPr>
-          <w:rFonts w:ascii="微軟正黑體" w:eastAsia="微軟正黑體" w:hAnsi="微軟正黑體" w:cs="Calibri" w:hint="eastAsia"/>
-          <w:lang w:val="en-GB"/>
-        </w:rPr>
-        <w:t>插入</w:t>
-      </w:r>
-      <w:r>
-        <w:rPr>
-          <w:rFonts w:ascii="微軟正黑體" w:eastAsia="微軟正黑體" w:hAnsi="微軟正黑體" w:cs="Calibri" w:hint="eastAsia"/>
-          <w:lang w:val="en-GB"/>
-        </w:rPr>
-        <w:t>概述</w:t>
+      </w:r>
+      <w:r>
+        <w:rPr>
+          <w:rFonts w:ascii="微軟正黑體" w:eastAsia="微軟正黑體" w:hAnsi="微軟正黑體" w:cs="Calibri" w:hint="eastAsia"/>
+          <w:lang w:val="en-GB"/>
+        </w:rPr>
+      </w:r>
+      <w:r>
+        <w:rPr>
+          <w:rFonts w:ascii="微軟正黑體" w:eastAsia="微軟正黑體" w:hAnsi="微軟正黑體" w:cs="Calibri" w:hint="eastAsia"/>
+          <w:lang w:val="en-GB"/>
+        </w:rPr>
       </w:r>
       <w:r>
         <w:rPr>
           <w:rFonts w:ascii="微軟正黑體" w:eastAsia="微軟正黑體" w:hAnsi="微軟正黑體" w:cs="Calibri"/>
           <w:lang w:val="en-GB"/>
         </w:rPr>
-        <w:t>]</w:t>
       </w:r>
     </w:p>
     <w:p>
@@ -3599,7 +3595,7 @@
           <w:rFonts w:ascii="微軟正黑體" w:eastAsia="微軟正黑體" w:hAnsi="微軟正黑體" w:cs="Calibri" w:hint="eastAsia"/>
           <w:lang w:val="en-GB"/>
         </w:rPr>
-        <w:t>考勤要求按澳門理工大學《{{ degree_level }}學位課程教務規章》規定執行，未能達至要求者，本學科單元/科目成績將被評為不合格（“F”）。</w:t>
+        <w:t>{{ attendance_text }}</w:t>
       </w:r>
       <w:r>
         <w:rPr>
@@ -4185,43 +4181,58 @@
           <w:rFonts w:ascii="微軟正黑體" w:eastAsia="微軟正黑體" w:hAnsi="微軟正黑體" w:cs="Calibri" w:hint="eastAsia"/>
           <w:lang w:val="en-GB"/>
         </w:rPr>
-        <w:t>有關考評標準按大學的學生考評與評分準則指引進行。學生成績合格表示其達到本學科單元/科目的預期學習成效，因而取得相應學分。</w:t>
-      </w:r>
-      <w:r>
-        <w:rPr>
-          <w:rFonts w:ascii="微軟正黑體" w:eastAsia="微軟正黑體" w:hAnsi="微軟正黑體" w:cs="Calibri" w:hint="eastAsia"/>
-          <w:lang w:val="en-GB"/>
-        </w:rPr>
-      </w:r>
-      <w:r>
-        <w:rPr>
-          <w:rFonts w:ascii="微軟正黑體" w:eastAsia="微軟正黑體" w:hAnsi="微軟正黑體" w:cs="Calibri" w:hint="eastAsia"/>
-          <w:lang w:val="en-GB"/>
-        </w:rPr>
-      </w:r>
-      <w:r>
-        <w:rPr>
-          <w:rFonts w:ascii="微軟正黑體" w:eastAsia="微軟正黑體" w:hAnsi="微軟正黑體" w:cs="Calibri" w:hint="eastAsia"/>
-          <w:lang w:val="en-GB"/>
-        </w:rPr>
-      </w:r>
-      <w:r>
-        <w:rPr>
-          <w:rFonts w:ascii="微軟正黑體" w:eastAsia="微軟正黑體" w:hAnsi="微軟正黑體" w:cs="Calibri" w:hint="eastAsia"/>
-          <w:lang w:val="en-GB"/>
-        </w:rPr>
-      </w:r>
-      <w:r>
-        <w:rPr>
-          <w:rFonts w:ascii="微軟正黑體" w:eastAsia="微軟正黑體" w:hAnsi="微軟正黑體" w:cs="Calibri" w:hint="eastAsia"/>
-          <w:lang w:val="en-GB"/>
-        </w:rPr>
-      </w:r>
-      <w:r>
-        <w:rPr>
-          <w:rFonts w:ascii="微軟正黑體" w:eastAsia="微軟正黑體" w:hAnsi="微軟正黑體" w:cs="Calibri" w:hint="eastAsia"/>
-          <w:lang w:val="en-GB"/>
-        </w:rPr>
+        <w:t>有關</w:t>
+      </w:r>
+      <w:r>
+        <w:rPr>
+          <w:rFonts w:ascii="微軟正黑體" w:eastAsia="微軟正黑體" w:hAnsi="微軟正黑體" w:cs="Calibri" w:hint="eastAsia"/>
+          <w:lang w:val="en-GB"/>
+        </w:rPr>
+        <w:t>考評</w:t>
+      </w:r>
+      <w:r>
+        <w:rPr>
+          <w:rFonts w:ascii="微軟正黑體" w:eastAsia="微軟正黑體" w:hAnsi="微軟正黑體" w:cs="Calibri" w:hint="eastAsia"/>
+          <w:lang w:val="en-GB"/>
+        </w:rPr>
+        <w:t>標準</w:t>
+      </w:r>
+      <w:r>
+        <w:rPr>
+          <w:rFonts w:ascii="微軟正黑體" w:eastAsia="微軟正黑體" w:hAnsi="微軟正黑體" w:cs="Calibri" w:hint="eastAsia"/>
+          <w:lang w:val="en-GB"/>
+        </w:rPr>
+        <w:t>按大</w:t>
+      </w:r>
+      <w:bookmarkStart w:id="0" w:name="_GoBack"/>
+      <w:bookmarkEnd w:id="0"/>
+      <w:r>
+        <w:rPr>
+          <w:rFonts w:ascii="微軟正黑體" w:eastAsia="微軟正黑體" w:hAnsi="微軟正黑體" w:cs="Calibri" w:hint="eastAsia"/>
+          <w:lang w:val="en-GB"/>
+        </w:rPr>
+        <w:t>學的</w:t>
+      </w:r>
+      <w:r>
+        <w:rPr>
+          <w:rFonts w:ascii="微軟正黑體" w:eastAsia="微軟正黑體" w:hAnsi="微軟正黑體" w:cs="Calibri" w:hint="eastAsia"/>
+          <w:lang w:val="en-GB"/>
+        </w:rPr>
+        <w:t>學生考評與評分準則</w:t>
+      </w:r>
+      <w:r>
+        <w:rPr>
+          <w:rFonts w:ascii="微軟正黑體" w:eastAsia="微軟正黑體" w:hAnsi="微軟正黑體" w:cs="Calibri" w:hint="eastAsia"/>
+          <w:lang w:val="en-GB"/>
+        </w:rPr>
+        <w:t>指引</w:t>
+      </w:r>
+      <w:r>
+        <w:rPr>
+          <w:rFonts w:ascii="微軟正黑體" w:eastAsia="微軟正黑體" w:hAnsi="微軟正黑體" w:cs="Calibri" w:hint="eastAsia"/>
+          <w:lang w:val="en-GB"/>
+        </w:rPr>
+        <w:t>進行</w:t>
       </w:r>
       <w:proofErr w:type="gramStart"/>
       <w:r>
@@ -4229,6 +4240,7 @@
           <w:rFonts w:ascii="微軟正黑體" w:eastAsia="微軟正黑體" w:hAnsi="微軟正黑體" w:cs="Calibri" w:hint="eastAsia"/>
           <w:lang w:val="en-GB"/>
         </w:rPr>
+        <w:t>（</w:t>
       </w:r>
       <w:proofErr w:type="gramEnd"/>
       <w:r>
@@ -4236,86 +4248,103 @@
           <w:rFonts w:ascii="微軟正黑體" w:eastAsia="微軟正黑體" w:hAnsi="微軟正黑體" w:cs="Calibri" w:hint="eastAsia"/>
           <w:lang w:val="en-GB"/>
         </w:rPr>
-      </w:r>
+        <w:t>詳見</w:t>
+      </w:r>
+      <w:hyperlink r:id="rId8" w:history="1">
+        <w:r>
+          <w:rPr>
+            <w:rStyle w:val="a3"/>
+            <w:rFonts w:ascii="Times New Roman" w:hAnsi="Times New Roman" w:cs="Times New Roman"/>
+          </w:rPr>
+          <w:t>https://www.mpu.edu.mo/en/teaching-and-learning-centre/quality-framework/student_assessment_and_examinations/assessment_strategy</w:t>
+        </w:r>
+      </w:hyperlink>
       <w:r>
         <w:rPr>
           <w:rFonts w:ascii="微軟正黑體" w:eastAsia="微軟正黑體" w:hAnsi="微軟正黑體" w:cs="Calibri"/>
           <w:lang w:val="en-GB"/>
         </w:rPr>
-      </w:r>
-      <w:r>
-        <w:rPr>
-          <w:rFonts w:ascii="微軟正黑體" w:eastAsia="微軟正黑體" w:hAnsi="微軟正黑體" w:cs="Calibri"/>
-          <w:lang w:val="en-GB"/>
-        </w:rPr>
-      </w:r>
-      <w:r>
-        <w:rPr>
-          <w:rFonts w:ascii="微軟正黑體" w:eastAsia="微軟正黑體" w:hAnsi="微軟正黑體" w:cs="Calibri" w:hint="eastAsia"/>
-          <w:lang w:val="en-GB"/>
-        </w:rPr>
-      </w:r>
-      <w:r>
-        <w:rPr>
-          <w:rFonts w:ascii="微軟正黑體" w:eastAsia="微軟正黑體" w:hAnsi="微軟正黑體" w:cs="Calibri" w:hint="eastAsia"/>
-          <w:lang w:val="en-GB"/>
-        </w:rPr>
-      </w:r>
-      <w:r>
-        <w:rPr>
-          <w:rFonts w:ascii="微軟正黑體" w:eastAsia="微軟正黑體" w:hAnsi="微軟正黑體" w:cs="Calibri" w:hint="eastAsia"/>
-          <w:lang w:val="en-GB"/>
-        </w:rPr>
-      </w:r>
-      <w:r>
-        <w:rPr>
-          <w:rFonts w:ascii="微軟正黑體" w:eastAsia="微軟正黑體" w:hAnsi="微軟正黑體" w:cs="Calibri" w:hint="eastAsia"/>
-        </w:rPr>
-      </w:r>
-      <w:r>
-        <w:rPr>
-          <w:rFonts w:ascii="微軟正黑體" w:eastAsia="微軟正黑體" w:hAnsi="微軟正黑體" w:cs="Calibri" w:hint="eastAsia"/>
-          <w:lang w:val="en-GB"/>
-        </w:rPr>
-      </w:r>
-      <w:r>
-        <w:rPr>
-          <w:rFonts w:ascii="微軟正黑體" w:eastAsia="微軟正黑體" w:hAnsi="微軟正黑體" w:cs="Calibri" w:hint="eastAsia"/>
-          <w:lang w:val="en-GB"/>
-        </w:rPr>
-      </w:r>
-      <w:r>
-        <w:rPr>
-          <w:rFonts w:ascii="微軟正黑體" w:eastAsia="微軟正黑體" w:hAnsi="微軟正黑體" w:cs="Calibri" w:hint="eastAsia"/>
-        </w:rPr>
-      </w:r>
-      <w:r>
-        <w:rPr>
-          <w:rFonts w:ascii="微軟正黑體" w:eastAsia="微軟正黑體" w:hAnsi="微軟正黑體" w:cs="Calibri" w:hint="eastAsia"/>
-          <w:lang w:val="en-GB"/>
-        </w:rPr>
-      </w:r>
-      <w:r>
-        <w:rPr>
-          <w:rFonts w:ascii="微軟正黑體" w:eastAsia="微軟正黑體" w:hAnsi="微軟正黑體" w:cs="Calibri" w:hint="eastAsia"/>
-          <w:lang w:val="en-GB"/>
-        </w:rPr>
-      </w:r>
-      <w:r>
-        <w:rPr>
-          <w:rFonts w:ascii="微軟正黑體" w:eastAsia="微軟正黑體" w:hAnsi="微軟正黑體" w:cs="Calibri" w:hint="eastAsia"/>
-          <w:lang w:val="en-GB"/>
-        </w:rPr>
-      </w:r>
-      <w:r>
-        <w:rPr>
-          <w:rFonts w:ascii="微軟正黑體" w:eastAsia="微軟正黑體" w:hAnsi="微軟正黑體" w:cs="Calibri" w:hint="eastAsia"/>
-        </w:rPr>
-      </w:r>
-      <w:r>
-        <w:rPr>
-          <w:rFonts w:ascii="微軟正黑體" w:eastAsia="微軟正黑體" w:hAnsi="微軟正黑體" w:cs="Calibri" w:hint="eastAsia"/>
-        </w:rPr>
+        <w:t>)</w:t>
+      </w:r>
+      <w:r>
+        <w:rPr>
+          <w:rFonts w:ascii="微軟正黑體" w:eastAsia="微軟正黑體" w:hAnsi="微軟正黑體" w:cs="Calibri" w:hint="eastAsia"/>
+          <w:lang w:val="en-GB"/>
+        </w:rPr>
+        <w:t>。</w:t>
+      </w:r>
+      <w:r>
+        <w:rPr>
+          <w:rFonts w:ascii="微軟正黑體" w:eastAsia="微軟正黑體" w:hAnsi="微軟正黑體" w:cs="Calibri" w:hint="eastAsia"/>
+          <w:lang w:val="en-GB"/>
+        </w:rPr>
+        <w:t>學生</w:t>
+      </w:r>
+      <w:r>
+        <w:rPr>
+          <w:rFonts w:ascii="微軟正黑體" w:eastAsia="微軟正黑體" w:hAnsi="微軟正黑體" w:cs="Calibri" w:hint="eastAsia"/>
+          <w:lang w:val="en-GB"/>
+        </w:rPr>
+        <w:t>成績</w:t>
+      </w:r>
+      <w:r>
+        <w:rPr>
+          <w:rFonts w:ascii="微軟正黑體" w:eastAsia="微軟正黑體" w:hAnsi="微軟正黑體" w:cs="Calibri" w:hint="eastAsia"/>
+        </w:rPr>
+        <w:t>合格</w:t>
+      </w:r>
+      <w:r>
+        <w:rPr>
+          <w:rFonts w:ascii="微軟正黑體" w:eastAsia="微軟正黑體" w:hAnsi="微軟正黑體" w:cs="Calibri" w:hint="eastAsia"/>
+          <w:lang w:val="en-GB"/>
+        </w:rPr>
+        <w:t>表示</w:t>
+      </w:r>
+      <w:r>
+        <w:rPr>
+          <w:rFonts w:ascii="微軟正黑體" w:eastAsia="微軟正黑體" w:hAnsi="微軟正黑體" w:cs="Calibri" w:hint="eastAsia"/>
+          <w:lang w:val="en-GB"/>
+        </w:rPr>
+        <w:t>其</w:t>
+      </w:r>
+      <w:r>
+        <w:rPr>
+          <w:rFonts w:ascii="微軟正黑體" w:eastAsia="微軟正黑體" w:hAnsi="微軟正黑體" w:cs="Calibri" w:hint="eastAsia"/>
+        </w:rPr>
+        <w:t>達到</w:t>
+      </w:r>
+      <w:r>
+        <w:rPr>
+          <w:rFonts w:ascii="微軟正黑體" w:eastAsia="微軟正黑體" w:hAnsi="微軟正黑體" w:cs="Calibri" w:hint="eastAsia"/>
+          <w:lang w:val="en-GB"/>
+        </w:rPr>
+        <w:t>本學科單元/科目</w:t>
+      </w:r>
+      <w:r>
+        <w:rPr>
+          <w:rFonts w:ascii="微軟正黑體" w:eastAsia="微軟正黑體" w:hAnsi="微軟正黑體" w:cs="Calibri" w:hint="eastAsia"/>
+          <w:lang w:val="en-GB"/>
+        </w:rPr>
+        <w:t>的</w:t>
+      </w:r>
+      <w:r>
+        <w:rPr>
+          <w:rFonts w:ascii="微軟正黑體" w:eastAsia="微軟正黑體" w:hAnsi="微軟正黑體" w:cs="Calibri" w:hint="eastAsia"/>
+          <w:lang w:val="en-GB"/>
+        </w:rPr>
+        <w:t>預期</w:t>
+      </w:r>
+      <w:r>
+        <w:rPr>
+          <w:rFonts w:ascii="微軟正黑體" w:eastAsia="微軟正黑體" w:hAnsi="微軟正黑體" w:cs="Calibri" w:hint="eastAsia"/>
+        </w:rPr>
+        <w:t>學習成效，因而取得相</w:t>
+      </w:r>
+      <w:r>
+        <w:rPr>
+          <w:rFonts w:ascii="微軟正黑體" w:eastAsia="微軟正黑體" w:hAnsi="微軟正黑體" w:cs="Calibri" w:hint="eastAsia"/>
+        </w:rPr>
+        <w:t>應學分。</w:t>
       </w:r>
     </w:p>
     <w:p>
@@ -4422,28 +4451,24 @@
           <w:rFonts w:ascii="微軟正黑體" w:eastAsia="微軟正黑體" w:hAnsi="微軟正黑體" w:cs="Calibri" w:hint="eastAsia"/>
           <w:lang w:val="en-GB"/>
         </w:rPr>
-        <w:t>[</w:t>
-      </w:r>
-      <w:r>
-        <w:rPr>
-          <w:rFonts w:ascii="微軟正黑體" w:eastAsia="微軟正黑體" w:hAnsi="微軟正黑體" w:cs="Calibri" w:hint="eastAsia"/>
-          <w:lang w:val="en-GB"/>
-        </w:rPr>
-        <w:t>插入</w:t>
-      </w:r>
-      <w:r>
-        <w:rPr>
-          <w:rFonts w:ascii="微軟正黑體" w:eastAsia="微軟正黑體" w:hAnsi="微軟正黑體" w:cs="Calibri" w:hint="eastAsia"/>
-          <w:lang w:val="en-GB"/>
-        </w:rPr>
-        <w:t>書單</w:t>
+      </w:r>
+      <w:r>
+        <w:rPr>
+          <w:rFonts w:ascii="微軟正黑體" w:eastAsia="微軟正黑體" w:hAnsi="微軟正黑體" w:cs="Calibri" w:hint="eastAsia"/>
+          <w:lang w:val="en-GB"/>
+        </w:rPr>
+      </w:r>
+      <w:r>
+        <w:rPr>
+          <w:rFonts w:ascii="微軟正黑體" w:eastAsia="微軟正黑體" w:hAnsi="微軟正黑體" w:cs="Calibri" w:hint="eastAsia"/>
+          <w:lang w:val="en-GB"/>
+        </w:rPr>
       </w:r>
       <w:r>
         <w:rPr>
           <w:rFonts w:ascii="微軟正黑體" w:eastAsia="微軟正黑體" w:hAnsi="微軟正黑體" w:cs="Calibri"/>
           <w:lang w:val="en-GB"/>
         </w:rPr>
-        <w:t>]</w:t>
       </w:r>
     </w:p>
     <w:p>
@@ -4490,35 +4515,30 @@
           <w:rFonts w:ascii="微軟正黑體" w:eastAsia="微軟正黑體" w:hAnsi="微軟正黑體" w:cs="Calibri" w:hint="eastAsia"/>
           <w:lang w:val="en-GB"/>
         </w:rPr>
-        <w:t>[</w:t>
-      </w:r>
-      <w:r>
-        <w:rPr>
-          <w:rFonts w:ascii="微軟正黑體" w:eastAsia="微軟正黑體" w:hAnsi="微軟正黑體" w:cs="Calibri" w:hint="eastAsia"/>
-          <w:lang w:val="en-GB"/>
-        </w:rPr>
-        <w:t>插入</w:t>
-      </w:r>
-      <w:r>
-        <w:rPr>
-          <w:rFonts w:ascii="微軟正黑體" w:eastAsia="微軟正黑體" w:hAnsi="微軟正黑體" w:cs="Calibri" w:hint="eastAsia"/>
-          <w:lang w:val="en-GB"/>
-        </w:rPr>
-        <w:t>參考</w:t>
-      </w:r>
-      <w:r>
-        <w:rPr>
-          <w:rFonts w:ascii="微軟正黑體" w:eastAsia="微軟正黑體" w:hAnsi="微軟正黑體" w:cs="Calibri" w:hint="eastAsia"/>
-          <w:lang w:val="en-GB"/>
-        </w:rPr>
-        <w:t>文獻</w:t>
+      </w:r>
+      <w:r>
+        <w:rPr>
+          <w:rFonts w:ascii="微軟正黑體" w:eastAsia="微軟正黑體" w:hAnsi="微軟正黑體" w:cs="Calibri" w:hint="eastAsia"/>
+          <w:lang w:val="en-GB"/>
+        </w:rPr>
+      </w:r>
+      <w:r>
+        <w:rPr>
+          <w:rFonts w:ascii="微軟正黑體" w:eastAsia="微軟正黑體" w:hAnsi="微軟正黑體" w:cs="Calibri" w:hint="eastAsia"/>
+          <w:lang w:val="en-GB"/>
+        </w:rPr>
+      </w:r>
+      <w:r>
+        <w:rPr>
+          <w:rFonts w:ascii="微軟正黑體" w:eastAsia="微軟正黑體" w:hAnsi="微軟正黑體" w:cs="Calibri" w:hint="eastAsia"/>
+          <w:lang w:val="en-GB"/>
+        </w:rPr>
       </w:r>
       <w:r>
         <w:rPr>
           <w:rFonts w:ascii="微軟正黑體" w:eastAsia="微軟正黑體" w:hAnsi="微軟正黑體" w:cs="Calibri"/>
           <w:lang w:val="en-GB"/>
         </w:rPr>
-        <w:t>]</w:t>
       </w:r>
     </w:p>
     <w:p>
@@ -4820,173 +4840,214 @@
         <w:rPr>
           <w:rFonts w:ascii="微軟正黑體" w:eastAsia="微軟正黑體" w:hAnsi="微軟正黑體" w:cs="Calibri" w:hint="eastAsia"/>
         </w:rPr>
-        <w:t>澳門理工大學要求每位學生在研究和學術活動中要完全保持學術誠信。違反學術誠信的行為，包括但不限於剽竊、互相抄襲、捏造事實或偽造結論、重複利用一項研究成果及考試作弊，均構成嚴重的學術違規行為，可能會導致紀律處分。學生應閱讀載於學生手冊的有關規章制度和準則，有關學生手冊已於入學時派發。</w:t>
-      </w:r>
-      <w:r>
-        <w:rPr>
-          <w:rFonts w:ascii="微軟正黑體" w:eastAsia="微軟正黑體" w:hAnsi="微軟正黑體" w:cs="Calibri" w:hint="eastAsia"/>
-        </w:rPr>
-      </w:r>
-      <w:bookmarkStart w:id="0" w:name="_Hlk109130173"/>
-      <w:r>
-        <w:rPr>
-          <w:rFonts w:ascii="微軟正黑體" w:eastAsia="微軟正黑體" w:hAnsi="微軟正黑體" w:cs="Calibri" w:hint="eastAsia"/>
-        </w:rPr>
-      </w:r>
-      <w:bookmarkEnd w:id="0"/>
-      <w:r>
-        <w:rPr>
-          <w:rFonts w:ascii="微軟正黑體" w:eastAsia="微軟正黑體" w:hAnsi="微軟正黑體" w:cs="Calibri" w:hint="eastAsia"/>
-        </w:rPr>
-      </w:r>
-      <w:r>
-        <w:rPr>
-          <w:rFonts w:ascii="微軟正黑體" w:eastAsia="微軟正黑體" w:hAnsi="微軟正黑體" w:cs="Calibri" w:hint="eastAsia"/>
-        </w:rPr>
-      </w:r>
-      <w:r>
-        <w:rPr>
-          <w:rFonts w:ascii="微軟正黑體" w:eastAsia="微軟正黑體" w:hAnsi="微軟正黑體" w:cs="Calibri" w:hint="eastAsia"/>
-        </w:rPr>
-      </w:r>
-      <w:r>
-        <w:rPr>
-          <w:rFonts w:ascii="微軟正黑體" w:eastAsia="微軟正黑體" w:hAnsi="微軟正黑體" w:cs="Calibri" w:hint="eastAsia"/>
-        </w:rPr>
-      </w:r>
-      <w:r>
-        <w:rPr>
-          <w:rFonts w:ascii="微軟正黑體" w:eastAsia="微軟正黑體" w:hAnsi="微軟正黑體" w:cs="Calibri" w:hint="eastAsia"/>
-        </w:rPr>
-      </w:r>
-      <w:r>
-        <w:rPr>
-          <w:rFonts w:ascii="微軟正黑體" w:eastAsia="微軟正黑體" w:hAnsi="微軟正黑體" w:cs="Calibri" w:hint="eastAsia"/>
-        </w:rPr>
-      </w:r>
-      <w:r>
-        <w:rPr>
-          <w:rFonts w:ascii="微軟正黑體" w:eastAsia="微軟正黑體" w:hAnsi="微軟正黑體" w:cs="Calibri" w:hint="eastAsia"/>
-        </w:rPr>
-      </w:r>
-      <w:r>
-        <w:rPr>
-          <w:rFonts w:ascii="微軟正黑體" w:eastAsia="微軟正黑體" w:hAnsi="微軟正黑體" w:cs="Calibri" w:hint="eastAsia"/>
-        </w:rPr>
-      </w:r>
-      <w:r>
-        <w:rPr>
-          <w:rFonts w:ascii="微軟正黑體" w:eastAsia="微軟正黑體" w:hAnsi="微軟正黑體" w:cs="Calibri" w:hint="eastAsia"/>
-        </w:rPr>
-      </w:r>
-      <w:r>
-        <w:rPr>
-          <w:rFonts w:ascii="微軟正黑體" w:eastAsia="微軟正黑體" w:hAnsi="微軟正黑體" w:cs="Calibri" w:hint="eastAsia"/>
-        </w:rPr>
-      </w:r>
-      <w:r>
-        <w:rPr>
-          <w:rFonts w:ascii="微軟正黑體" w:eastAsia="微軟正黑體" w:hAnsi="微軟正黑體" w:cs="Calibri" w:hint="eastAsia"/>
-        </w:rPr>
-      </w:r>
-      <w:r>
-        <w:rPr>
-          <w:rFonts w:ascii="微軟正黑體" w:eastAsia="微軟正黑體" w:hAnsi="微軟正黑體" w:cs="Calibri" w:hint="eastAsia"/>
-        </w:rPr>
-      </w:r>
-      <w:r>
-        <w:rPr>
-          <w:rFonts w:ascii="微軟正黑體" w:eastAsia="微軟正黑體" w:hAnsi="微軟正黑體" w:cs="Calibri" w:hint="eastAsia"/>
-        </w:rPr>
+        <w:t>澳門理工大學</w:t>
+      </w:r>
+      <w:r>
+        <w:rPr>
+          <w:rFonts w:ascii="微軟正黑體" w:eastAsia="微軟正黑體" w:hAnsi="微軟正黑體" w:cs="Calibri" w:hint="eastAsia"/>
+        </w:rPr>
+        <w:t>要求學生從事研究及學術活動時必須恪守</w:t>
+      </w:r>
+      <w:bookmarkStart w:id="1" w:name="_Hlk109130173"/>
+      <w:r>
+        <w:rPr>
+          <w:rFonts w:ascii="微軟正黑體" w:eastAsia="微軟正黑體" w:hAnsi="微軟正黑體" w:cs="Calibri" w:hint="eastAsia"/>
+        </w:rPr>
+        <w:t>學術誠信</w:t>
+      </w:r>
+      <w:bookmarkEnd w:id="1"/>
+      <w:r>
+        <w:rPr>
+          <w:rFonts w:ascii="微軟正黑體" w:eastAsia="微軟正黑體" w:hAnsi="微軟正黑體" w:cs="Calibri" w:hint="eastAsia"/>
+        </w:rPr>
+        <w:t>。</w:t>
+      </w:r>
+      <w:r>
+        <w:rPr>
+          <w:rFonts w:ascii="微軟正黑體" w:eastAsia="微軟正黑體" w:hAnsi="微軟正黑體" w:cs="Calibri" w:hint="eastAsia"/>
+        </w:rPr>
+        <w:t>違反</w:t>
+      </w:r>
+      <w:r>
+        <w:rPr>
+          <w:rFonts w:ascii="微軟正黑體" w:eastAsia="微軟正黑體" w:hAnsi="微軟正黑體" w:cs="Calibri" w:hint="eastAsia"/>
+        </w:rPr>
+        <w:t>學術誠信的</w:t>
+      </w:r>
+      <w:r>
+        <w:rPr>
+          <w:rFonts w:ascii="微軟正黑體" w:eastAsia="微軟正黑體" w:hAnsi="微軟正黑體" w:cs="Calibri" w:hint="eastAsia"/>
+        </w:rPr>
+        <w:t>形式</w:t>
+      </w:r>
+      <w:r>
+        <w:rPr>
+          <w:rFonts w:ascii="微軟正黑體" w:eastAsia="微軟正黑體" w:hAnsi="微軟正黑體" w:cs="Calibri" w:hint="eastAsia"/>
+        </w:rPr>
+        <w:t>包括但不限於抄襲、</w:t>
+      </w:r>
+      <w:r>
+        <w:rPr>
+          <w:rFonts w:ascii="微軟正黑體" w:eastAsia="微軟正黑體" w:hAnsi="微軟正黑體" w:cs="Calibri" w:hint="eastAsia"/>
+        </w:rPr>
+        <w:t>串通舞弊</w:t>
+      </w:r>
+      <w:r>
+        <w:rPr>
+          <w:rFonts w:ascii="微軟正黑體" w:eastAsia="微軟正黑體" w:hAnsi="微軟正黑體" w:cs="Calibri" w:hint="eastAsia"/>
+        </w:rPr>
+        <w:t>、</w:t>
+      </w:r>
+      <w:r>
+        <w:rPr>
+          <w:rFonts w:ascii="微軟正黑體" w:eastAsia="微軟正黑體" w:hAnsi="微軟正黑體" w:cs="Calibri" w:hint="eastAsia"/>
+        </w:rPr>
+        <w:t>捏造或篡改</w:t>
+      </w:r>
+      <w:r>
+        <w:rPr>
+          <w:rFonts w:ascii="微軟正黑體" w:eastAsia="微軟正黑體" w:hAnsi="微軟正黑體" w:cs="Calibri" w:hint="eastAsia"/>
+        </w:rPr>
+        <w:t>、</w:t>
+      </w:r>
+      <w:r>
+        <w:rPr>
+          <w:rFonts w:ascii="微軟正黑體" w:eastAsia="微軟正黑體" w:hAnsi="微軟正黑體" w:cs="Calibri" w:hint="eastAsia"/>
+        </w:rPr>
+        <w:t>作業重覆使用</w:t>
+      </w:r>
+      <w:r>
+        <w:rPr>
+          <w:rFonts w:ascii="微軟正黑體" w:eastAsia="微軟正黑體" w:hAnsi="微軟正黑體" w:cs="Calibri" w:hint="eastAsia"/>
+        </w:rPr>
+        <w:t>及</w:t>
+      </w:r>
+      <w:r>
+        <w:rPr>
+          <w:rFonts w:ascii="微軟正黑體" w:eastAsia="微軟正黑體" w:hAnsi="微軟正黑體" w:cs="Calibri" w:hint="eastAsia"/>
+        </w:rPr>
+        <w:t>考試作弊</w:t>
+      </w:r>
+      <w:r>
+        <w:rPr>
+          <w:rFonts w:ascii="微軟正黑體" w:eastAsia="微軟正黑體" w:hAnsi="微軟正黑體" w:cs="Calibri" w:hint="eastAsia"/>
+        </w:rPr>
+        <w:t>，</w:t>
       </w:r>
       <w:proofErr w:type="gramStart"/>
       <w:r>
         <w:rPr>
           <w:rFonts w:ascii="微軟正黑體" w:eastAsia="微軟正黑體" w:hAnsi="微軟正黑體" w:cs="Calibri" w:hint="eastAsia"/>
         </w:rPr>
+        <w:t>均被視</w:t>
       </w:r>
       <w:proofErr w:type="gramEnd"/>
       <w:r>
         <w:rPr>
           <w:rFonts w:ascii="微軟正黑體" w:eastAsia="微軟正黑體" w:hAnsi="微軟正黑體" w:cs="Calibri" w:hint="eastAsia"/>
         </w:rPr>
-      </w:r>
-      <w:r>
-        <w:rPr>
-          <w:rFonts w:ascii="微軟正黑體" w:eastAsia="微軟正黑體" w:hAnsi="微軟正黑體" w:cs="Calibri" w:hint="eastAsia"/>
-        </w:rPr>
-      </w:r>
-      <w:r>
-        <w:rPr>
-          <w:rFonts w:ascii="微軟正黑體" w:eastAsia="微軟正黑體" w:hAnsi="微軟正黑體" w:cs="Calibri" w:hint="eastAsia"/>
-        </w:rPr>
-      </w:r>
-      <w:r>
-        <w:rPr>
-          <w:rFonts w:ascii="微軟正黑體" w:eastAsia="微軟正黑體" w:hAnsi="微軟正黑體" w:cs="Calibri" w:hint="eastAsia"/>
-        </w:rPr>
-      </w:r>
-      <w:r>
-        <w:rPr>
-          <w:rFonts w:ascii="微軟正黑體" w:eastAsia="微軟正黑體" w:hAnsi="微軟正黑體" w:cs="Calibri" w:hint="eastAsia"/>
-        </w:rPr>
-      </w:r>
-      <w:r>
-        <w:rPr>
-          <w:rFonts w:ascii="微軟正黑體" w:eastAsia="微軟正黑體" w:hAnsi="微軟正黑體" w:cs="Calibri" w:hint="eastAsia"/>
-        </w:rPr>
-      </w:r>
-      <w:r>
-        <w:rPr>
-          <w:rFonts w:ascii="微軟正黑體" w:eastAsia="微軟正黑體" w:hAnsi="微軟正黑體" w:cs="Calibri" w:hint="eastAsia"/>
-        </w:rPr>
-      </w:r>
-      <w:r>
-        <w:rPr>
-          <w:rFonts w:ascii="微軟正黑體" w:eastAsia="微軟正黑體" w:hAnsi="微軟正黑體" w:cs="Calibri" w:hint="eastAsia"/>
-        </w:rPr>
-      </w:r>
-      <w:r>
-        <w:rPr>
-          <w:rFonts w:ascii="微軟正黑體" w:eastAsia="微軟正黑體" w:hAnsi="微軟正黑體" w:cs="Calibri" w:hint="eastAsia"/>
-        </w:rPr>
-      </w:r>
-      <w:r>
-        <w:rPr>
-          <w:rFonts w:ascii="微軟正黑體" w:eastAsia="微軟正黑體" w:hAnsi="微軟正黑體" w:cs="Calibri" w:hint="eastAsia"/>
-        </w:rPr>
-      </w:r>
-      <w:r>
-        <w:rPr>
-          <w:rFonts w:ascii="微軟正黑體" w:eastAsia="微軟正黑體" w:hAnsi="微軟正黑體" w:cs="Calibri" w:hint="eastAsia"/>
-        </w:rPr>
-      </w:r>
-      <w:r>
-        <w:rPr>
-          <w:rFonts w:ascii="微軟正黑體" w:eastAsia="微軟正黑體" w:hAnsi="微軟正黑體" w:cs="Calibri" w:hint="eastAsia"/>
-        </w:rPr>
-      </w:r>
-      <w:r>
-        <w:rPr>
-          <w:rFonts w:ascii="微軟正黑體" w:eastAsia="微軟正黑體" w:hAnsi="微軟正黑體" w:cs="Calibri" w:hint="eastAsia"/>
-        </w:rPr>
-      </w:r>
-      <w:r>
-        <w:rPr>
-          <w:rFonts w:ascii="微軟正黑體" w:eastAsia="微軟正黑體" w:hAnsi="微軟正黑體" w:cs="Calibri" w:hint="eastAsia"/>
-        </w:rPr>
+        <w:t>作</w:t>
+      </w:r>
+      <w:r>
+        <w:rPr>
+          <w:rFonts w:ascii="微軟正黑體" w:eastAsia="微軟正黑體" w:hAnsi="微軟正黑體" w:cs="Calibri" w:hint="eastAsia"/>
+        </w:rPr>
+        <w:t>嚴重的學術違規行為，</w:t>
+      </w:r>
+      <w:r>
+        <w:rPr>
+          <w:rFonts w:ascii="微軟正黑體" w:eastAsia="微軟正黑體" w:hAnsi="微軟正黑體" w:cs="Calibri" w:hint="eastAsia"/>
+        </w:rPr>
+        <w:t>或會引</w:t>
+      </w:r>
+      <w:r>
+        <w:rPr>
+          <w:rFonts w:ascii="微軟正黑體" w:eastAsia="微軟正黑體" w:hAnsi="微軟正黑體" w:cs="Calibri" w:hint="eastAsia"/>
+        </w:rPr>
+        <w:t>致紀律處分。學生應</w:t>
+      </w:r>
+      <w:r>
+        <w:rPr>
+          <w:rFonts w:ascii="微軟正黑體" w:eastAsia="微軟正黑體" w:hAnsi="微軟正黑體" w:cs="Calibri" w:hint="eastAsia"/>
+        </w:rPr>
+        <w:t>閱讀</w:t>
+      </w:r>
+      <w:r>
+        <w:rPr>
+          <w:rFonts w:ascii="微軟正黑體" w:eastAsia="微軟正黑體" w:hAnsi="微軟正黑體" w:cs="Calibri" w:hint="eastAsia"/>
+        </w:rPr>
+        <w:t>學生手冊</w:t>
+      </w:r>
+      <w:r>
+        <w:rPr>
+          <w:rFonts w:ascii="微軟正黑體" w:eastAsia="微軟正黑體" w:hAnsi="微軟正黑體" w:cs="Calibri" w:hint="eastAsia"/>
+        </w:rPr>
+        <w:t>所載之</w:t>
+      </w:r>
+      <w:r>
+        <w:rPr>
+          <w:rFonts w:ascii="微軟正黑體" w:eastAsia="微軟正黑體" w:hAnsi="微軟正黑體" w:cs="Calibri" w:hint="eastAsia"/>
+        </w:rPr>
+        <w:t>相關規</w:t>
+      </w:r>
+      <w:r>
+        <w:rPr>
+          <w:rFonts w:ascii="微軟正黑體" w:eastAsia="微軟正黑體" w:hAnsi="微軟正黑體" w:cs="Calibri" w:hint="eastAsia"/>
+        </w:rPr>
+        <w:t>章及指引，有關學生</w:t>
+      </w:r>
+      <w:r>
+        <w:rPr>
+          <w:rFonts w:ascii="微軟正黑體" w:eastAsia="微軟正黑體" w:hAnsi="微軟正黑體" w:cs="Calibri" w:hint="eastAsia"/>
+        </w:rPr>
+        <w:t>手冊</w:t>
+      </w:r>
+      <w:r>
+        <w:rPr>
+          <w:rFonts w:ascii="微軟正黑體" w:eastAsia="微軟正黑體" w:hAnsi="微軟正黑體" w:cs="Calibri" w:hint="eastAsia"/>
+        </w:rPr>
+        <w:t>已於</w:t>
+      </w:r>
+      <w:r>
+        <w:rPr>
+          <w:rFonts w:ascii="微軟正黑體" w:eastAsia="微軟正黑體" w:hAnsi="微軟正黑體" w:cs="Calibri" w:hint="eastAsia"/>
+        </w:rPr>
+        <w:t>入學時</w:t>
+      </w:r>
+      <w:r>
+        <w:rPr>
+          <w:rFonts w:ascii="微軟正黑體" w:eastAsia="微軟正黑體" w:hAnsi="微軟正黑體" w:cs="Calibri" w:hint="eastAsia"/>
+        </w:rPr>
+        <w:t>派</w:t>
+      </w:r>
+      <w:r>
+        <w:rPr>
+          <w:rFonts w:ascii="微軟正黑體" w:eastAsia="微軟正黑體" w:hAnsi="微軟正黑體" w:cs="Calibri" w:hint="eastAsia"/>
+        </w:rPr>
+        <w:t>發，</w:t>
       </w:r>
       <w:proofErr w:type="gramStart"/>
       <w:r>
         <w:rPr>
           <w:rFonts w:ascii="微軟正黑體" w:eastAsia="微軟正黑體" w:hAnsi="微軟正黑體" w:cs="Calibri" w:hint="eastAsia"/>
         </w:rPr>
+        <w:t>電子檔載於</w:t>
       </w:r>
       <w:proofErr w:type="gramEnd"/>
-      <w:r>
-        <w:rPr>
-          <w:rFonts w:ascii="微軟正黑體" w:eastAsia="微軟正黑體" w:hAnsi="微軟正黑體" w:cs="Calibri" w:hint="eastAsia"/>
-        </w:rPr>
+      <w:hyperlink r:id="rId9" w:history="1">
+        <w:r>
+          <w:rPr>
+            <w:rStyle w:val="a3"/>
+            <w:rFonts w:ascii="Times New Roman" w:hAnsi="Times New Roman" w:cs="Times New Roman"/>
+          </w:rPr>
+          <w:t>https://mpusite.mpu.edu.mo/studenthandbook/</w:t>
+        </w:r>
+      </w:hyperlink>
+      <w:r>
+        <w:rPr>
+          <w:rFonts w:ascii="微軟正黑體" w:eastAsia="微軟正黑體" w:hAnsi="微軟正黑體" w:cs="Calibri" w:hint="eastAsia"/>
+        </w:rPr>
+        <w:t>。</w:t>
       </w:r>
     </w:p>
     <w:sectPr>
@@ -5055,23 +5116,7 @@
         <w:rFonts w:ascii="Calibri" w:hAnsi="Calibri" w:cs="Calibri"/>
         <w:sz w:val="20"/>
       </w:rPr>
-      <w:t>MPU-LMO-</w:t>
-    </w:r>
-    <w:r>
-      <w:rPr>
-        <w:rFonts w:ascii="Calibri" w:hAnsi="Calibri" w:cs="Calibri"/>
-        <w:sz w:val="20"/>
-      </w:rPr>
-      <w:t>C</w:t>
-    </w:r>
-    <w:bookmarkStart w:id="1" w:name="_GoBack"/>
-    <w:bookmarkEnd w:id="1"/>
-    <w:r>
-      <w:rPr>
-        <w:rFonts w:ascii="Calibri" w:hAnsi="Calibri" w:cs="Calibri"/>
-        <w:sz w:val="20"/>
-      </w:rPr>
-      <w:t>-v02(2023/06)</w:t>
+      <w:t>MPU-LMO-C-v02(2023/06)</w:t>
     </w:r>
     <w:r>
       <w:rPr>
@@ -6446,7 +6491,7 @@
 </file>
 
 <file path=customXml/itemProps1.xml><?xml version="1.0" encoding="utf-8"?>
-<ds:datastoreItem xmlns:ds="http://schemas.openxmlformats.org/officeDocument/2006/customXml" ds:itemID="{9B453119-F2C2-4BE2-AEBC-50AB806274F1}">
+<ds:datastoreItem xmlns:ds="http://schemas.openxmlformats.org/officeDocument/2006/customXml" ds:itemID="{6C34152A-AA7C-4E3D-9562-6C6CCDA7F580}">
   <ds:schemaRefs>
     <ds:schemaRef ds:uri="http://schemas.openxmlformats.org/officeDocument/2006/bibliography"/>
   </ds:schemaRefs>

--- a/backend/templates/template_zh.docx
+++ b/backend/templates/template_zh.docx
@@ -4391,7 +4391,7 @@
           <w:rFonts w:ascii="微軟正黑體" w:eastAsia="微軟正黑體" w:hAnsi="微軟正黑體" w:cs="Calibri" w:hint="eastAsia"/>
           <w:lang w:val="en-GB"/>
         </w:rPr>
-        <w:t>{{ marking_scheme_text }}</w:t>
+        <w:t>__MARKING_RULE_BLOCK__</w:t>
       </w:r>
       <w:r>
         <w:rPr>

--- a/backend/templates/template_zh.docx
+++ b/backend/templates/template_zh.docx
@@ -4202,16 +4202,7 @@
           <w:rFonts w:ascii="微軟正黑體" w:eastAsia="微軟正黑體" w:hAnsi="微軟正黑體" w:cs="Calibri" w:hint="eastAsia"/>
           <w:lang w:val="en-GB"/>
         </w:rPr>
-        <w:t>按大</w:t>
-      </w:r>
-      <w:bookmarkStart w:id="0" w:name="_GoBack"/>
-      <w:bookmarkEnd w:id="0"/>
-      <w:r>
-        <w:rPr>
-          <w:rFonts w:ascii="微軟正黑體" w:eastAsia="微軟正黑體" w:hAnsi="微軟正黑體" w:cs="Calibri" w:hint="eastAsia"/>
-          <w:lang w:val="en-GB"/>
-        </w:rPr>
-        <w:t>學的</w:t>
+        <w:t>按大學的</w:t>
       </w:r>
       <w:r>
         <w:rPr>
@@ -4249,14 +4240,22 @@
           <w:lang w:val="en-GB"/>
         </w:rPr>
         <w:t>詳見</w:t>
+      </w:r>
+      <w:r>
+        <w:rPr>
+          <w:rFonts w:ascii="微軟正黑體" w:eastAsia="微軟正黑體" w:hAnsi="微軟正黑體" w:cs="Calibri"/>
+          <w:lang w:val="en-GB"/>
+        </w:rPr>
+        <w:t xml:space="preserve"> </w:t>
       </w:r>
       <w:hyperlink r:id="rId8" w:history="1">
         <w:r>
           <w:rPr>
             <w:rStyle w:val="a3"/>
-            <w:rFonts w:ascii="Times New Roman" w:hAnsi="Times New Roman" w:cs="Times New Roman"/>
+            <w:rFonts w:ascii="微軟正黑體" w:eastAsia="微軟正黑體" w:hAnsi="微軟正黑體" w:cs="Calibri"/>
+            <w:lang w:val="en-GB"/>
           </w:rPr>
-          <w:t>https://www.mpu.edu.mo/en/teaching-and-learning-centre/quality-framework/student_assessment_and_examinations/assessment_strategy</w:t>
+          <w:t>www.mpu.edu.mo/teaching_learning/zh/assessment_strategy.php</w:t>
         </w:r>
       </w:hyperlink>
       <w:r>
@@ -4848,14 +4847,14 @@
         </w:rPr>
         <w:t>要求學生從事研究及學術活動時必須恪守</w:t>
       </w:r>
-      <w:bookmarkStart w:id="1" w:name="_Hlk109130173"/>
+      <w:bookmarkStart w:id="0" w:name="_Hlk109130173"/>
       <w:r>
         <w:rPr>
           <w:rFonts w:ascii="微軟正黑體" w:eastAsia="微軟正黑體" w:hAnsi="微軟正黑體" w:cs="Calibri" w:hint="eastAsia"/>
         </w:rPr>
         <w:t>學術誠信</w:t>
       </w:r>
-      <w:bookmarkEnd w:id="1"/>
+      <w:bookmarkEnd w:id="0"/>
       <w:r>
         <w:rPr>
           <w:rFonts w:ascii="微軟正黑體" w:eastAsia="微軟正黑體" w:hAnsi="微軟正黑體" w:cs="Calibri" w:hint="eastAsia"/>
@@ -5038,9 +5037,10 @@
         <w:r>
           <w:rPr>
             <w:rStyle w:val="a3"/>
-            <w:rFonts w:ascii="Times New Roman" w:hAnsi="Times New Roman" w:cs="Times New Roman"/>
+            <w:rFonts w:ascii="微軟正黑體" w:eastAsia="微軟正黑體" w:hAnsi="微軟正黑體" w:cs="Calibri"/>
+            <w:lang w:val="en-GB"/>
           </w:rPr>
-          <w:t>https://mpusite.mpu.edu.mo/studenthandbook/</w:t>
+          <w:t>www.mpu.edu.mo/student_handbook/</w:t>
         </w:r>
       </w:hyperlink>
       <w:r>
@@ -5116,7 +5116,23 @@
         <w:rFonts w:ascii="Calibri" w:hAnsi="Calibri" w:cs="Calibri"/>
         <w:sz w:val="20"/>
       </w:rPr>
-      <w:t>MPU-LMO-C-v02(2023/06)</w:t>
+      <w:t>MPU-LMO-</w:t>
+    </w:r>
+    <w:r>
+      <w:rPr>
+        <w:rFonts w:ascii="Calibri" w:hAnsi="Calibri" w:cs="Calibri"/>
+        <w:sz w:val="20"/>
+      </w:rPr>
+      <w:t>C</w:t>
+    </w:r>
+    <w:bookmarkStart w:id="1" w:name="_GoBack"/>
+    <w:bookmarkEnd w:id="1"/>
+    <w:r>
+      <w:rPr>
+        <w:rFonts w:ascii="Calibri" w:hAnsi="Calibri" w:cs="Calibri"/>
+        <w:sz w:val="20"/>
+      </w:rPr>
+      <w:t>-v02(2023/06)</w:t>
     </w:r>
     <w:r>
       <w:rPr>
@@ -6491,7 +6507,7 @@
 </file>
 
 <file path=customXml/itemProps1.xml><?xml version="1.0" encoding="utf-8"?>
-<ds:datastoreItem xmlns:ds="http://schemas.openxmlformats.org/officeDocument/2006/customXml" ds:itemID="{6C34152A-AA7C-4E3D-9562-6C6CCDA7F580}">
+<ds:datastoreItem xmlns:ds="http://schemas.openxmlformats.org/officeDocument/2006/customXml" ds:itemID="{9B453119-F2C2-4BE2-AEBC-50AB806274F1}">
   <ds:schemaRefs>
     <ds:schemaRef ds:uri="http://schemas.openxmlformats.org/officeDocument/2006/bibliography"/>
   </ds:schemaRefs>
